--- a/Week 02 ces210.docx
+++ b/Week 02 ces210.docx
@@ -64,13 +64,7 @@
         <w:t>driver</w:t>
       </w:r>
       <w:r>
-        <w:t xml:space="preserve"> only needs to interact with the steering wheel, the pedals, and the gear shift. They do not need to understand how the internal combustion engine works, how fuel </w:t>
-      </w:r>
-      <w:r>
-        <w:t>injections are</w:t>
-      </w:r>
-      <w:r>
-        <w:t xml:space="preserve"> managed, or how the mechanical pistons move under the hood. The steering wheel acts as an abstract, simplified interface that hides all the underlying mechanical complexity from the driver.</w:t>
+        <w:t xml:space="preserve"> only needs to interact with the steering wheel, the pedals, and the gear shift. They do not need to understand how the internal combustion engine works, how fuel injections are managed, or how the mechanical pistons move under the hood. The steering wheel acts as an abstract, simplified interface that hides all the underlying mechanical complexity from the driver.</w:t>
       </w:r>
     </w:p>
     <w:p>
@@ -132,6 +126,54 @@
           <w:bCs/>
         </w:rPr>
       </w:pPr>
+      <w:r>
+        <w:rPr>
+          <w:b/>
+          <w:bCs/>
+          <w:noProof/>
+        </w:rPr>
+        <w:drawing>
+          <wp:inline distT="0" distB="0" distL="0" distR="0" wp14:anchorId="23741679" wp14:editId="71256713">
+            <wp:extent cx="5149850" cy="2941983"/>
+            <wp:effectExtent l="0" t="0" r="0" b="0"/>
+            <wp:docPr id="1253253334" name="Picture 2"/>
+            <wp:cNvGraphicFramePr>
+              <a:graphicFrameLocks xmlns:a="http://schemas.openxmlformats.org/drawingml/2006/main" noChangeAspect="1"/>
+            </wp:cNvGraphicFramePr>
+            <a:graphic xmlns:a="http://schemas.openxmlformats.org/drawingml/2006/main">
+              <a:graphicData uri="http://schemas.openxmlformats.org/drawingml/2006/picture">
+                <pic:pic xmlns:pic="http://schemas.openxmlformats.org/drawingml/2006/picture">
+                  <pic:nvPicPr>
+                    <pic:cNvPr id="1253253334" name="Picture 1253253334"/>
+                    <pic:cNvPicPr/>
+                  </pic:nvPicPr>
+                  <pic:blipFill>
+                    <a:blip r:embed="rId4">
+                      <a:extLst>
+                        <a:ext uri="{28A0092B-C50C-407E-A947-70E740481C1C}">
+                          <a14:useLocalDpi xmlns:a14="http://schemas.microsoft.com/office/drawing/2010/main" val="0"/>
+                        </a:ext>
+                      </a:extLst>
+                    </a:blip>
+                    <a:stretch>
+                      <a:fillRect/>
+                    </a:stretch>
+                  </pic:blipFill>
+                  <pic:spPr>
+                    <a:xfrm>
+                      <a:off x="0" y="0"/>
+                      <a:ext cx="5155851" cy="2945411"/>
+                    </a:xfrm>
+                    <a:prstGeom prst="rect">
+                      <a:avLst/>
+                    </a:prstGeom>
+                  </pic:spPr>
+                </pic:pic>
+              </a:graphicData>
+            </a:graphic>
+          </wp:inline>
+        </w:drawing>
+      </w:r>
     </w:p>
     <w:sectPr>
       <w:pgSz w:w="12240" w:h="15840"/>
@@ -746,6 +788,7 @@
   <w:style w:type="character" w:default="1" w:styleId="DefaultParagraphFont">
     <w:name w:val="Default Paragraph Font"/>
     <w:uiPriority w:val="1"/>
+    <w:semiHidden/>
     <w:unhideWhenUsed/>
   </w:style>
   <w:style w:type="table" w:default="1" w:styleId="TableNormal">
